--- a/papers/paper2-ids-selective/main.docx
+++ b/papers/paper2-ids-selective/main.docx
@@ -76,7 +76,8 @@
     <w:p>
       <w:pPr>
         <w:pStyle w:val="Abstract"/>
-        <w:ind w:firstLine="0"/>
+        <w:spacing w:line="228" w:lineRule="auto"/>
+        <w:ind w:firstLine="288"/>
       </w:pPr>
       <w:r>
         <w:rPr>
@@ -116,7 +117,8 @@
     <w:p>
       <w:pPr>
         <w:pStyle w:val="Keywords"/>
-        <w:ind w:firstLine="0"/>
+        <w:spacing w:line="228" w:lineRule="auto"/>
+        <w:ind w:firstLine="288"/>
       </w:pPr>
       <w:r>
         <w:rPr>
@@ -185,6 +187,8 @@
     <w:p>
       <w:pPr>
         <w:pStyle w:val="figurecaption"/>
+        <w:ind w:left="0" w:right="0" w:firstLine="0"/>
+        <w:jc w:val="center"/>
       </w:pPr>
       <w:r>
         <w:t xml:space="preserve">The selective-prediction (reject-option) wrapper we evaluate.</w:t>
@@ -596,6 +600,8 @@
     <w:p>
       <w:pPr>
         <w:pStyle w:val="figurecaption"/>
+        <w:ind w:left="0" w:right="0" w:firstLine="0"/>
+        <w:jc w:val="center"/>
       </w:pPr>
       <w:r>
         <w:t xml:space="preserve">Risk–coverage curves on NSL-KDD.</w:t>
@@ -1982,6 +1988,8 @@
     <w:p>
       <w:pPr>
         <w:pStyle w:val="figurecaption"/>
+        <w:ind w:left="0" w:right="0" w:firstLine="0"/>
+        <w:jc w:val="center"/>
       </w:pPr>
       <w:r>
         <w:t xml:space="preserve">Per-family detection AUROC, family seen vs. held out of training.</w:t>
@@ -2045,6 +2053,8 @@
     <w:p>
       <w:pPr>
         <w:pStyle w:val="figurecaption"/>
+        <w:ind w:left="0" w:right="0" w:firstLine="0"/>
+        <w:jc w:val="center"/>
       </w:pPr>
       <w:r>
         <w:t xml:space="preserve">ECE on the shifted test set, raw and after three post-hoc calibrators.</w:t>
@@ -2568,6 +2578,8 @@
     <w:p>
       <w:pPr>
         <w:pStyle w:val="figurecaption"/>
+        <w:ind w:left="0" w:right="0" w:firstLine="0"/>
+        <w:jc w:val="center"/>
       </w:pPr>
       <w:r>
         <w:rPr>
@@ -3363,6 +3375,8 @@
     <w:p>
       <w:pPr>
         <w:pStyle w:val="figurecaption"/>
+        <w:ind w:left="0" w:right="0" w:firstLine="0"/>
+        <w:jc w:val="center"/>
       </w:pPr>
       <w:r>
         <w:t xml:space="preserve">Unknown-R2L recall at matched analyst cost, for three policies.</w:t>
@@ -3410,6 +3424,8 @@
     <w:p>
       <w:pPr>
         <w:pStyle w:val="figurecaption"/>
+        <w:ind w:left="0" w:right="0" w:firstLine="0"/>
+        <w:jc w:val="center"/>
       </w:pPr>
       <w:r>
         <w:t xml:space="preserve">Benign-only novelty detection: AUROC separating each attack family from benign.</w:t>

--- a/papers/paper2-ids-selective/main.docx
+++ b/papers/paper2-ids-selective/main.docx
@@ -76,7 +76,6 @@
     <w:p>
       <w:pPr>
         <w:pStyle w:val="Abstract"/>
-        <w:spacing w:line="228" w:lineRule="auto"/>
         <w:ind w:firstLine="288"/>
       </w:pPr>
       <w:r>
@@ -117,24 +116,33 @@
     <w:p>
       <w:pPr>
         <w:pStyle w:val="Keywords"/>
-        <w:spacing w:line="228" w:lineRule="auto"/>
         <w:ind w:firstLine="288"/>
       </w:pPr>
       <w:r>
         <w:rPr>
-          <w:b w:val="0"/>
-          <w:bCs w:val="0"/>
-          <w:i/>
+          <w:b/>
+          <w:bCs/>
+          <w:i/>
+          <w:iCs/>
         </w:rPr>
         <w:t xml:space="preserve">Keywords—</w:t>
       </w:r>
       <w:r>
         <w:rPr>
-          <w:b w:val="0"/>
-          <w:bCs w:val="0"/>
-          <w:i/>
+          <w:b/>
+          <w:bCs/>
+          <w:i/>
+          <w:iCs/>
         </w:rPr>
         <w:t xml:space="preserve">intrusion detection, selective prediction, calibration, uncertainty, open-set recognition, NSL-KDD</w:t>
+      </w:r>
+    </w:p>
+    <w:p>
+      <w:pPr>
+        <w:pStyle w:val="GvdeMetni"/>
+      </w:pPr>
+      <w:r>
+        <w:t xml:space="preserve">0.95</w:t>
       </w:r>
     </w:p>
     <w:p>

--- a/papers/paper2-ids-selective/main.docx
+++ b/papers/paper2-ids-selective/main.docx
@@ -4147,7 +4147,7 @@
         <w:t xml:space="preserve"> </w:t>
       </w:r>
       <w:r>
-        <w:t xml:space="preserve">R2L’s recall at the global argmax cut is one quantity measured in three independent experiments: 0.059 here, 0.077 in the per-family panel (Table II), and 0.073 under LOFO (Table III); the ∼0.01 spread is seed and train-split variation, not a discrepancy.</w:t>
+        <w:t xml:space="preserve">R2L’s recall at the global argmax cut is one quantity measured in three independent experiments: 0.059 here, 0.077 in the per-family panel (Table II), and 0.073 under LOFO (Table III); the ∼0.02 spread is seed and train-split variation, not a discrepancy. U2R’s 0.177/0.175 differ for the same reason.</w:t>
       </w:r>
     </w:p>
   </w:footnote>
